--- a/Tai_lieu_SRS/03_Website_Quan_tri/03_Cong_tac_boi_thuong/Bieu_mau/Mau_04_BTNN_Template.docx
+++ b/Tai_lieu_SRS/03_Website_Quan_tri/03_Cong_tac_boi_thuong/Bieu_mau/Mau_04_BTNN_Template.docx
@@ -287,25 +287,7 @@
                 <w:sz w:val="22"/>
                 <w:szCs w:val="22"/>
               </w:rPr>
-              <w:t xml:space="preserve">- Như trên;</w:t>
-            </w:r>
-          </w:p>
-          <w:p>
-            <w:r>
-              <w:rPr>
-                <w:sz w:val="22"/>
-                <w:szCs w:val="22"/>
-              </w:rPr>
-              <w:t xml:space="preserve">- ##TenCoQuanQuanLyNhaNuocBTNN## (để biết);</w:t>
-            </w:r>
-          </w:p>
-          <w:p>
-            <w:r>
-              <w:rPr>
-                <w:sz w:val="22"/>
-                <w:szCs w:val="22"/>
-              </w:rPr>
-              <w:t xml:space="preserve">- Lưu: VT, HSVV.</w:t>
+              <w:t xml:space="preserve">##NoiNhan##</w:t>
             </w:r>
           </w:p>
         </w:tc>
@@ -325,7 +307,7 @@
                 <w:sz w:val="28"/>
                 <w:szCs w:val="28"/>
               </w:rPr>
-              <w:t>##ChucVuNguoiDungDau##</w:t>
+              <w:t>##ChucVuNguoiKy##</w:t>
             </w:r>
           </w:p>
           <w:p>
